--- a/resources/zonal-memo-ee-template.docx
+++ b/resources/zonal-memo-ee-template.docx
@@ -265,7 +265,7 @@
         <w:rPr>
           <w:b/>
         </w:rPr>
-        <w:t xml:space="preserve">1) ‘e’ proc. NIT No. {{NIT No}}  (Item No.       ),  Date: {{NIT Date}}</w:t>
+        <w:t xml:space="preserve">1) ‘e’ proc. NIT No. {{NIT No}}  (Item No.{{Item No}}),  Date: {{NIT Date}}</w:t>
       </w:r>
     </w:p>
     <w:p>

--- a/resources/zonal-memo-ee-template.docx
+++ b/resources/zonal-memo-ee-template.docx
@@ -20,7 +20,7 @@
           <w:sz w:val="40"/>
           <w:szCs w:val="24"/>
         </w:rPr>
-        <w:t xml:space="preserve">{{Corp Full}}</w:t>
+        <w:t xml:space="preserve">{{Corp Full Caps}}</w:t>
       </w:r>
     </w:p>
     <w:p>
@@ -138,7 +138,7 @@
         <w:rPr>
           <w:b/>
         </w:rPr>
-        <w:t xml:space="preserve">Memo. No.             /SE/{{ZoneAbbr}}/{{Corp}}/{{FY}}                                         Date:</w:t>
+        <w:t>Memo. No.             /SE/{{ZoneAbbr}}/{{Corp}}/{{FY}}                                         Date:</w:t>
       </w:r>
     </w:p>
     <w:p>
@@ -228,9 +228,23 @@
         <w:rPr>
           <w:b/>
         </w:rPr>
-        <w:t xml:space="preserve">Sub:</w:t>
+        <w:t>Sub:</w:t>
+      </w:r>
+      <w:r>
+        <w:rPr/>
         <w:tab/>
-        <w:t xml:space="preserve">{{Corp}} – SE – {{Zone}} Zone - Works – {{Name of Work}}- Estimate Cost Rs: {{Estimate Lakhs}} Lakhs - Forwarding of Original Agreement Bond and etc., - Regarding.</w:t>
+        <w:t xml:space="preserve">{{Corp}} – SE – {{Zone}} Zone - Works – {{Name of Work}} - </w:t>
+      </w:r>
+      <w:r>
+        <w:rPr>
+          <w:b/>
+          <w:bCs/>
+        </w:rPr>
+        <w:t>Estimate Cost Rs: {{Estimate Lakhs}} Lakhs</w:t>
+      </w:r>
+      <w:r>
+        <w:rPr/>
+        <w:t xml:space="preserve"> - Forwarding of Original Agreement Bond and etc., - Regarding.</w:t>
       </w:r>
     </w:p>
     <w:p>
@@ -265,7 +279,11 @@
         <w:rPr>
           <w:b/>
         </w:rPr>
-        <w:t xml:space="preserve">1) ‘e’ proc. NIT No. {{NIT No}}  (Item No.{{Item No}}),  Date: {{NIT Date}}</w:t>
+        <w:t xml:space="preserve">Ref: </w:t>
+      </w:r>
+      <w:r>
+        <w:rPr/>
+        <w:t>1) ‘e’ proc. NIT No. {{NIT No}} (Item No.{{Item No}}), Date: {{NIT Date}}</w:t>
       </w:r>
     </w:p>
     <w:p>
@@ -276,7 +294,7 @@
       </w:pPr>
       <w:r>
         <w:rPr/>
-        <w:t xml:space="preserve">2) Agreement No.       /SE/{{ZoneAbbr}}/{{Corp}}/{{FY}}, Dt.</w:t>
+        <w:t>2) Agreement No.       /SE/{{ZoneAbbr}}/{{Corp}}/{{FY}}, Dt.</w:t>
       </w:r>
     </w:p>
     <w:p>
@@ -326,27 +344,41 @@
     <w:p>
       <w:pPr>
         <w:pStyle w:val="Normal"/>
-        <w:tabs>
-          <w:tab w:val="clear" w:pos="720"/>
-          <w:tab w:val="left" w:pos="90" w:leader="none"/>
-        </w:tabs>
-        <w:jc w:val="both"/>
-        <w:rPr/>
-      </w:pPr>
-      <w:r>
-        <w:rPr/>
-        <w:tab/>
-        <w:tab/>
-        <w:t xml:space="preserve">            The original Agreement Bond entered with the agency {{Agency Name}},  Civil Contractor for the work  “{{Name of Work}}” is here with enclosed.</w:t>
-      </w:r>
-    </w:p>
-    <w:p>
-      <w:pPr>
-        <w:pStyle w:val="Normal"/>
-        <w:rPr/>
-      </w:pPr>
-      <w:r>
-        <w:rPr/>
+        <w:spacing w:lineRule="auto" w:line="276"/>
+        <w:jc w:val="both"/>
+        <w:rPr>
+          <w:b/>
+        </w:rPr>
+      </w:pPr>
+      <w:r>
+        <w:rPr/>
+        <w:t xml:space="preserve">            </w:t>
+      </w:r>
+      <w:r>
+        <w:rPr/>
+        <w:t xml:space="preserve">The original Agreement Bond entered with the agency </w:t>
+      </w:r>
+      <w:r>
+        <w:rPr>
+          <w:b/>
+          <w:bCs/>
+        </w:rPr>
+        <w:t>Sri.{{Agency Name}}</w:t>
+      </w:r>
+      <w:r>
+        <w:rPr/>
+        <w:t>,  Civil Contractor for the work  “{{Name of Work}}” is here with enclosed.</w:t>
+      </w:r>
+    </w:p>
+    <w:p>
+      <w:pPr>
+        <w:pStyle w:val="Normal"/>
+        <w:rPr/>
+      </w:pPr>
+      <w:r>
+        <w:rPr>
+          <w:b/>
+        </w:rPr>
       </w:r>
     </w:p>
     <w:p>
@@ -358,7 +390,7 @@
       </w:pPr>
       <w:r>
         <w:rPr/>
-        <w:t xml:space="preserve">The following documents are herewith communicated to the Executive Engineer, {{EE Circle}}, {{ZoneAbbr}}, {{Corp}}</w:t>
+        <w:t>The following documents are herewith communicated to the Executive Engineer, {{EE Circle}}, {{ZoneAbbr}}, {{Corp}}</w:t>
       </w:r>
     </w:p>
     <w:p>
@@ -419,7 +451,7 @@
       </w:pPr>
       <w:r>
         <w:rPr/>
-        <w:t xml:space="preserve">The Executive Engineer, {{EE Circle}}, {{ZoneAbbr}}, {{Corp}} is requested to take necessary action on the following.</w:t>
+        <w:t>The Executive Engineer, {{EE Circle}}, {{ZoneAbbr}}, {{Corp}} is requested to take necessary action on the following.</w:t>
       </w:r>
     </w:p>
     <w:p>
@@ -466,7 +498,7 @@
       </w:pPr>
       <w:r>
         <w:rPr/>
-        <w:t xml:space="preserve">The Executive Engineer, {{EE Circle}}, {{ZoneAbbr}}, {{Corp}} is requested to take necessary action on the following</w:t>
+        <w:t>The Executive Engineer, {{EE Circle}}, {{ZoneAbbr}}, {{Corp}} is requested to take necessary action on the following</w:t>
       </w:r>
     </w:p>
     <w:p>
@@ -581,7 +613,31 @@
       </w:pPr>
       <w:r>
         <w:rPr/>
-        <w:t xml:space="preserve">As per the instructions of the Commissioner, {{Corp}} get the periodical inspection with QCC Wing and third party QC to ensure the quality of the work.</w:t>
+        <w:t>As per the instructions of the Commissioner, {{Corp}} get the periodical inspection with QCC Wing and third party QC to ensure the quality of the work.</w:t>
+      </w:r>
+    </w:p>
+    <w:p>
+      <w:pPr>
+        <w:pStyle w:val="ListParagraph"/>
+        <w:rPr/>
+      </w:pPr>
+      <w:r>
+        <w:rPr/>
+      </w:r>
+    </w:p>
+    <w:p>
+      <w:pPr>
+        <w:pStyle w:val="Normal"/>
+        <w:numPr>
+          <w:ilvl w:val="0"/>
+          <w:numId w:val="2"/>
+        </w:numPr>
+        <w:jc w:val="both"/>
+        <w:rPr/>
+      </w:pPr>
+      <w:r>
+        <w:rPr/>
+        <w:t>Workmen compensation Insurance Policy.</w:t>
       </w:r>
     </w:p>
     <w:p>
@@ -615,7 +671,7 @@
       </w:pPr>
       <w:r>
         <w:rPr/>
-        <w:t xml:space="preserve">The Executive Engineer, {{EE Circle}}, {{ZoneAbbr}}, {{Corp}} is requested to satisfy himself regarding necessity, suitability, correctness of proposals and design particulars etc., before taking up the work. If any defect is noticed, the same should be brought to the notice of the undersigned for carrying corrections.  The Executive Engineer, {{EE Circle}}, {{ZoneAbbr}}, {{Corp}} is requested to ensure the quality of work.</w:t>
+        <w:t>The Executive Engineer, {{EE Circle}}, {{ZoneAbbr}}, {{Corp}} is requested to satisfy himself regarding necessity, suitability, correctness of proposals and design particulars etc., before taking up the work. If any defect is noticed, the same should be brought to the notice of the undersigned for carrying corrections.  The Executive Engineer, {{EE Circle}}, {{ZoneAbbr}}, {{Corp}} is requested to ensure the quality of work.</w:t>
       </w:r>
     </w:p>
     <w:p>
@@ -637,7 +693,7 @@
       </w:pPr>
       <w:r>
         <w:rPr/>
-        <w:t xml:space="preserve">The Executive Engineer, {{EE Circle}}, {{ZoneAbbr}}, {{Corp}} is hereby requested to bestow their personal attention and ensure that the work is taken up as per standard specifications and completed in time as per the schedule.</w:t>
+        <w:t>The Executive Engineer, {{EE Circle}}, {{ZoneAbbr}}, {{Corp}} is hereby requested to bestow their personal attention and ensure that the work is taken up as per standard specifications and completed in time as per the schedule.</w:t>
       </w:r>
     </w:p>
     <w:p>
@@ -683,7 +739,7 @@
       </w:pPr>
       <w:r>
         <w:rPr/>
-        <w:t xml:space="preserve">The Executive Engineer, {{EE Circle}}, {{ZoneAbbr}}, {{Corp}} shall regularly monitor the progress of work in accordance with agreement conditions.</w:t>
+        <w:t>The Executive Engineer, {{EE Circle}}, {{ZoneAbbr}}, {{Corp}} shall regularly monitor the progress of work in accordance with agreement conditions.</w:t>
       </w:r>
     </w:p>
     <w:p>
@@ -763,12 +819,28 @@
         <w:rPr>
           <w:rFonts w:cs="Arial" w:ascii="Arial" w:hAnsi="Arial"/>
         </w:rPr>
-        <w:t xml:space="preserve">        </w:t>
-      </w:r>
+        <w:t xml:space="preserve">           </w:t>
+      </w:r>
+      <w:r>
+        <w:rPr>
+          <w:rFonts w:cs="Arial" w:ascii="Arial" w:hAnsi="Arial"/>
+        </w:rPr>
+        <w:t xml:space="preserve">2. </w:t>
+      </w:r>
+      <w:r>
+        <w:rPr/>
+        <w:t>Original EMD 1.5% online payment Receipt   – 1 No</w:t>
+      </w:r>
+    </w:p>
+    <w:p>
+      <w:pPr>
+        <w:pStyle w:val="Normal"/>
+        <w:rPr/>
+      </w:pPr>
       <w:r>
         <w:rPr/>
         <w:tab/>
-        <w:t>2. Copy of Technical Sanctioned Estimate and Note file – 1 No</w:t>
+        <w:t>3. Copy of Technical Sanctioned Estimate and Note file – 1 No</w:t>
       </w:r>
     </w:p>
     <w:p>
@@ -821,15 +893,12 @@
     <w:p>
       <w:pPr>
         <w:pStyle w:val="Normal"/>
-        <w:ind w:firstLine="720" w:start="3600" w:end="0"/>
-        <w:rPr>
-          <w:b/>
-        </w:rPr>
-      </w:pPr>
-      <w:r>
-        <w:rPr/>
-        <w:t xml:space="preserve">                                </w:t>
-      </w:r>
+        <w:ind w:start="4320" w:end="0"/>
+        <w:jc w:val="center"/>
+        <w:rPr>
+          <w:b/>
+        </w:rPr>
+      </w:pPr>
       <w:r>
         <w:rPr>
           <w:b/>
@@ -840,6 +909,22 @@
     <w:p>
       <w:pPr>
         <w:pStyle w:val="Normal"/>
+        <w:ind w:start="4320" w:end="0"/>
+        <w:jc w:val="center"/>
+        <w:rPr>
+          <w:b/>
+        </w:rPr>
+      </w:pPr>
+      <w:r>
+        <w:rPr>
+          <w:b/>
+        </w:rPr>
+        <w:t>{{Zone}} Zone, {{Corp}}</w:t>
+      </w:r>
+    </w:p>
+    <w:p>
+      <w:pPr>
+        <w:pStyle w:val="Normal"/>
         <w:ind w:start="5040" w:end="0"/>
         <w:rPr>
           <w:b/>
@@ -849,7 +934,6 @@
         <w:rPr>
           <w:b/>
         </w:rPr>
-        <w:t xml:space="preserve">                    {{Zone}} Zone, {{Corp}}</w:t>
       </w:r>
     </w:p>
     <w:p>
@@ -869,20 +953,6 @@
     <w:p>
       <w:pPr>
         <w:pStyle w:val="Normal"/>
-        <w:ind w:start="5040" w:end="0"/>
-        <w:rPr>
-          <w:b/>
-        </w:rPr>
-      </w:pPr>
-      <w:r>
-        <w:rPr>
-          <w:b/>
-        </w:rPr>
-      </w:r>
-    </w:p>
-    <w:p>
-      <w:pPr>
-        <w:pStyle w:val="Normal"/>
         <w:rPr>
           <w:b/>
         </w:rPr>
@@ -903,7 +973,11 @@
         <w:rPr>
           <w:b/>
         </w:rPr>
-        <w:t xml:space="preserve">The Executive Engineer, {{EE Circle}}, {{ZoneAbbr}}, {{Corp}}.</w:t>
+        <w:t xml:space="preserve">The </w:t>
+      </w:r>
+      <w:r>
+        <w:rPr/>
+        <w:t>Executive Engineer, {{EE Circle}}, {{ZoneAbbr}}, {{Corp}}.</w:t>
       </w:r>
     </w:p>
     <w:p>
